--- a/일본판/3부/3부_5화_선거.docx
+++ b/일본판/3부/3부_5화_선거.docx
@@ -92,7 +92,7 @@
           <w:color w:val="555555"/>
           <w:sz w:val="22"/>
         </w:rPr>
-        <w:t>(2021年10月19日(火)、午前8時50分。汐見駅前ロータリー。曇り。ガードレールの脇に、白い箱型の台。「真壁遼」と書いた襷を掛けた遼が、台の下で足踏みをしている。後ろに、白い手袋の三浦、紺のコートの榊、茜は、書類鞄を胸に抱えている。通勤のサラリーマンが、足早に通り過ぎる。)</w:t>
+        <w:t>(2021年10月19日(火)、午前8時50分。汐見駅前ロータリー。曇り。ガードレールの脇に、白い箱型の台。「真壁遼」と書いた襷を掛けた遼が、台の下で足踏みをしている。後ろに、白い手袋の三浦、紺のコートの榊、茜は書類鞄を胸に抱えている。通勤のサラリーマンが足早に通り過ぎる。)</w:t>
       </w:r>
     </w:p>
     <w:p>
@@ -115,7 +115,7 @@
           <w:i w:val="0"/>
           <w:sz w:val="22"/>
         </w:rPr>
-        <w:t>先生。立候補の届出は、八時三十分に、選管で受理されました。供託金も、お預かり証をいただいております。</w:t>
+        <w:t>先生。立候補の届出は八時三十分に選管で受理されました。供託金もお預かり証をいただいております。</w:t>
       </w:r>
     </w:p>
     <w:p>
@@ -161,7 +161,7 @@
           <w:i w:val="0"/>
           <w:sz w:val="22"/>
         </w:rPr>
-        <w:t>十月ですので。(間)先生。三十年、この駅前に立っておりますが、初めて、候補者の後ろに立つ側の緊張を、味わっております。</w:t>
+        <w:t>十月ですので。(間)先生。三十年、この駅前に立っておりますが、初めて候補者の後ろに立つ側の緊張を味わっております。</w:t>
       </w:r>
     </w:p>
     <w:p>
@@ -240,7 +240,7 @@
           <w:i w:val="0"/>
           <w:sz w:val="22"/>
         </w:rPr>
-        <w:t>先生、ポスターの掲示板は、午前中に私と有志で回ります。番号は、くじで、五番でした。上から二段目の右。</w:t>
+        <w:t>先生、ポスターの掲示板は午前中に私と有志で回ります。番号は、くじで五番でした。上から二段目の右。</w:t>
       </w:r>
     </w:p>
     <w:p>
@@ -286,7 +286,7 @@
           <w:i w:val="0"/>
           <w:sz w:val="22"/>
         </w:rPr>
-        <w:t>数字に意味はありません。公選法に、縁起担ぎの項目はないので。</w:t>
+        <w:t>数字に意味はありません。公選法に縁起担ぎの項目はないので。</w:t>
       </w:r>
     </w:p>
     <w:p>
@@ -334,7 +334,7 @@
           <w:color w:val="555555"/>
           <w:sz w:val="22"/>
         </w:rPr>
-        <w:t>(九時ちょうど。榊が腕時計を確認し、うなずく。遼が、台に上がる。マイクを握る。通りかかった老人が、足を止める。)</w:t>
+        <w:t>(九時ちょうど。榊が腕時計を確認し、うなずく。遼が台に上がる。マイクを握る。通りかかった老人が足を止める。)</w:t>
       </w:r>
     </w:p>
     <w:p>
@@ -357,7 +357,7 @@
           <w:i w:val="0"/>
           <w:sz w:val="22"/>
         </w:rPr>
-        <w:t>おはようございます。……無所属、真壁遼です。奥浜一区から、立候補しました。</w:t>
+        <w:t>おはようございます。……無所属、真壁遼です。奥浜一区から立候補しました。</w:t>
       </w:r>
     </w:p>
     <w:p>
@@ -372,7 +372,7 @@
           <w:color w:val="555555"/>
           <w:sz w:val="22"/>
         </w:rPr>
-        <w:t>(まばらな拍手。三浦と榊だけが、大きく叩く。)</w:t>
+        <w:t>(まばらな拍手。三浦と榊だけが大きく叩く。)</w:t>
       </w:r>
     </w:p>
     <w:p>
@@ -395,7 +395,7 @@
           <w:i w:val="0"/>
           <w:sz w:val="22"/>
         </w:rPr>
-        <w:t>私は、弁護士です。十年、法廷で、人の言葉を、聞いてきました。「帰れない」という言葉を。「待っている」という言葉を。そして、昨年の三月、「国の責任は、認められない」という言葉を、判決で、聞きました。</w:t>
+        <w:t>私は弁護士です。十年、法廷で人の言葉を聞いてきました。「帰れない」という言葉を。「待っている」という言葉を。そして、昨年の三月、「国の責任は認められない」という言葉を、判決で聞きました。</w:t>
       </w:r>
     </w:p>
     <w:p>
@@ -410,7 +410,7 @@
           <w:color w:val="555555"/>
           <w:sz w:val="22"/>
         </w:rPr>
-        <w:t>(足を止める人が、三人、四人と増える。)</w:t>
+        <w:t>(足を止める人が三人、四人と増える。)</w:t>
       </w:r>
     </w:p>
     <w:p>
@@ -433,7 +433,7 @@
           <w:i w:val="0"/>
           <w:sz w:val="22"/>
         </w:rPr>
-        <w:t>私は、その判決に、控訴しています。今も、裁判は、続いています。ですが、私は、この選挙で、一つだけ、お約束します。裁判所で負けたら、あきらめる。それでは、被害を受けた人は、救われません。ですから、法廷の外で、法律そのものを、作りに行きたい。</w:t>
+        <w:t>私はその判決に控訴しています。今も裁判は続いています。ですが私は、この選挙で一つだけお約束します。裁判所で負けたら、あきらめる。それでは、被害を受けた人は救われません。ですから、法廷の外で、法律そのものを作りに行きたい。</w:t>
       </w:r>
     </w:p>
     <w:p>
@@ -448,7 +448,7 @@
           <w:color w:val="555555"/>
           <w:sz w:val="22"/>
         </w:rPr>
-        <w:t>(向かい側の歩道で、街宣車のスピーカーが、ひときわ大きく鳴る。「国民協和党公認、丸山けんたです。復興は、地元の顔の見える政治から。真壁いさお先生が築いた、この一区の実績を、確かに引き継ぎます」。)</w:t>
+        <w:t>(向かい側の歩道で、街宣車のスピーカーがひときわ大きく鳴る。「国民協和党公認、丸山けんたです。復興は地元の顔の見える政治から。真壁いさお先生が築いた、この一区の実績を確かに引き継ぎます」。)</w:t>
       </w:r>
     </w:p>
     <w:p>
@@ -481,7 +481,7 @@
           <w:i w:val="0"/>
           <w:sz w:val="22"/>
         </w:rPr>
-        <w:t>……私の父の名前を、みなさんは、よくご存じです。真壁功。この区で、八期、務めた人です。私が、その息子であることは、本当です。</w:t>
+        <w:t>……私の父の名前を、みなさんはよくご存じです。真壁功。この区で八期務めた人です。私がその息子であることは、本当です。</w:t>
       </w:r>
     </w:p>
     <w:p>
@@ -496,7 +496,7 @@
           <w:color w:val="555555"/>
           <w:sz w:val="22"/>
         </w:rPr>
-        <w:t>(ざわめき。三浦が、思わず、真壁の背中を見る。)</w:t>
+        <w:t>(ざわめき。三浦が思わず真壁の背中を見る。)</w:t>
       </w:r>
     </w:p>
     <w:p>
@@ -519,7 +519,7 @@
           <w:i w:val="0"/>
           <w:sz w:val="22"/>
         </w:rPr>
-        <w:t>ですから、先に、言っておきます。私は、父の公認は、受けていません。ですが、父の名前を、隠すつもりもありません。父は、私の父です。それだけのことを、まず、言わせてください。</w:t>
+        <w:t>ですから、先に言っておきます。私は、父の公認は受けていません。ですが、父の名前を隠すつもりもありません。父は、私の父です。それだけのことを、まず言わせてください。</w:t>
       </w:r>
     </w:p>
     <w:p>
@@ -534,7 +534,7 @@
           <w:color w:val="555555"/>
           <w:sz w:val="22"/>
         </w:rPr>
-        <w:t>(通りの向こう。街宣車のスピーカーが、「頑張ってください」とは、言わない。)</w:t>
+        <w:t>(通りの向こう。街宣車のスピーカーが「頑張ってください」とは言わない。)</w:t>
       </w:r>
     </w:p>
     <w:p>
@@ -613,7 +613,7 @@
           <w:i w:val="0"/>
           <w:sz w:val="22"/>
         </w:rPr>
-        <w:t>汐見の人間は、三代目に厳しいぞ。</w:t>
+        <w:t>汐見の人間は三代目に厳しいぞ。</w:t>
       </w:r>
     </w:p>
     <w:p>
@@ -636,7 +636,7 @@
           <w:i w:val="0"/>
           <w:sz w:val="22"/>
         </w:rPr>
-        <w:t>存じています。(頭を下げる)ですから、お願いします。(マイクを下ろし、肉声で)よろしく、お願いします。</w:t>
+        <w:t>存じています。(頭を下げる)ですから、お願いします。(マイクを下ろし、肉声で)よろしくお願いします。</w:t>
       </w:r>
     </w:p>
     <w:p>
@@ -660,7 +660,7 @@
           <w:color w:val="555555"/>
           <w:sz w:val="22"/>
         </w:rPr>
-        <w:t>(しばらく、遼を見て)</w:t>
+        <w:t>(しばらく遼を見て)</w:t>
       </w:r>
       <w:r>
         <w:rPr>
@@ -669,7 +669,7 @@
           <w:i w:val="0"/>
           <w:sz w:val="22"/>
         </w:rPr>
-        <w:t>……まあ、いい顔だ。顔だけは、な。</w:t>
+        <w:t>……まあ、いい顔だ。顔だけはな。</w:t>
       </w:r>
     </w:p>
     <w:p>
@@ -684,7 +684,7 @@
           <w:color w:val="555555"/>
           <w:sz w:val="22"/>
         </w:rPr>
-        <w:t>(笑いが起こる。遼も、少し笑う。街宣車のスピーカーが、また鳴る。曇り空の下、ロータリーを、バスが一台、ゆっくり回っていく。)</w:t>
+        <w:t>(笑いが起こる。遼も少し笑う。街宣車のスピーカーがまた鳴る。曇り空の下、ロータリーをバスが一台ゆっくり回っていく。)</w:t>
       </w:r>
     </w:p>
     <w:p>
@@ -714,7 +714,7 @@
           <w:color w:val="555555"/>
           <w:sz w:val="22"/>
         </w:rPr>
-        <w:t>(午後6時。駅前通り。かつて「バーバー潮」だった建物の一階。店主の高齢化で空いていたところを、一ヶ月だけ借りた。サインポールは回らないまま、「真壁遼 選挙事務所」の看板が掛かっている。奥のテーブルに、電話が三台、弁当の空き箱、選管から預かった「ビラ証紙」の束。)</w:t>
+        <w:t>(午後6時。駅前通り。かつて「バーバー潮」だった建物の一階。店主の高齢化で空いていたところを一ヶ月だけ借りた。サインポールは回らないまま、「真壁遼 選挙事務所」の看板が掛かっている。奥のテーブルに電話が三台、弁当の空き箱、選管から預かった「ビラ証紙」の束。)</w:t>
       </w:r>
     </w:p>
     <w:p>
@@ -729,7 +729,7 @@
           <w:color w:val="555555"/>
           <w:sz w:val="22"/>
         </w:rPr>
-        <w:t>(扉が開く。大城が、作業着のまま、保冷バッグを提げて入ってくる。)</w:t>
+        <w:t>(扉が開く。大城が作業着のまま保冷バッグを提げて入ってくる。)</w:t>
       </w:r>
     </w:p>
     <w:p>
@@ -752,7 +752,7 @@
           <w:i w:val="0"/>
           <w:sz w:val="22"/>
         </w:rPr>
-        <w:t>おつかれ。……なにこれ、散髪台が、そのまま。</w:t>
+        <w:t>おつかれ。……なにこれ、散髪台がそのまま。</w:t>
       </w:r>
     </w:p>
     <w:p>
@@ -798,7 +798,7 @@
           <w:i w:val="0"/>
           <w:sz w:val="22"/>
         </w:rPr>
-        <w:t>来てない。通りかかっただけ。……(保冷バッグを置く)ウニの塩辛と、アイナメの干物。差し入れ。選挙事務所に、飲食の差し入れって、ダメなんでしょ。</w:t>
+        <w:t>来てない。通りかかっただけ。……(保冷バッグを置く)ウニの塩辛と、アイナメの干物。差し入れ。選挙事務所に飲食の差し入れって、ダメなんでしょ。</w:t>
       </w:r>
     </w:p>
     <w:p>
@@ -831,7 +831,7 @@
           <w:i w:val="0"/>
           <w:sz w:val="22"/>
         </w:rPr>
-        <w:t>あ、ダメです。公選法一三九条、選挙運動に関する飲食物の提供禁止です。ただし、湯茶と、それに伴う通常の菓子は例外。……そのお魚は、「事務所へ」ではなく、「私個人への」差し入れとして、受け取ります。茶碗も、昼食は、各自の負担で。</w:t>
+        <w:t>あ、ダメです。公選法一三九条、選挙運動に関する飲食物の提供禁止です。ただし、湯茶とそれに伴う通常の菓子は例外。……そのお魚は、「事務所へ」ではなく、「私個人への」差し入れとして、受け取ります。茶碗も、昼食も、各自の負担で。</w:t>
       </w:r>
     </w:p>
     <w:p>
@@ -887,7 +887,7 @@
           <w:i w:val="0"/>
           <w:sz w:val="22"/>
         </w:rPr>
-        <w:t>お聞きします。大城さんは、今、ご自身は公務員ではなく、民間の団体の代表。それなら、個人として、選挙運動をすること自体は、できます。ただし——。</w:t>
+        <w:t>確認します。大城さんは今、公務員ではなく、民間の団体の代表です。それなら、個人として選挙運動をすること自体はできます。ただし——。</w:t>
       </w:r>
     </w:p>
     <w:p>
@@ -902,7 +902,7 @@
           <w:color w:val="555555"/>
           <w:sz w:val="22"/>
         </w:rPr>
-        <w:t>(茜が、箇条書きをする。)</w:t>
+        <w:t>(茜が箇条書きをする。)</w:t>
       </w:r>
     </w:p>
     <w:p>
@@ -925,7 +925,7 @@
           <w:i w:val="0"/>
           <w:sz w:val="22"/>
         </w:rPr>
-        <w:t>一、戸別訪問は、禁止です。家を回って、「真壁に」とは、頼めない。二、ビラは、選管の証紙を貼ったものだけ。大城さんが、自前で刷ったものは、配れません。三、団体の資金を、使うことは、できません。「原告団のバス」を、遼さんの街頭演説の送迎に使うのは、募金の使い道が違う上に、利益供与のおそれもあります。四、誰かを、「頼まれて」連れていくのは、……微妙なので、避けてください。</w:t>
+        <w:t>一、戸別訪問は禁止です。家を回って「真壁に」とは頼めない。二、ビラは選管の証紙を貼ったものだけ。大城さんが自前で刷ったものは配れません。三、団体の資金を使うことはできません。「原告団のバス」を遼さんの街頭演説の送迎に使うのは、募金の使い道が違う上に、利益供与のおそれもあります。四、誰かを「頼まれて」連れていくのは、……微妙なので、避けてください。</w:t>
       </w:r>
     </w:p>
     <w:p>
@@ -958,7 +958,7 @@
           <w:i w:val="0"/>
           <w:sz w:val="22"/>
         </w:rPr>
-        <w:t>……つまり、あたしは、ほぼ、何もするなってこと?</w:t>
+        <w:t>……つまり、あたしはほぼ何もするなってこと?</w:t>
       </w:r>
     </w:p>
     <w:p>
@@ -981,7 +981,7 @@
           <w:i w:val="0"/>
           <w:sz w:val="22"/>
         </w:rPr>
-        <w:t>できないことは、これだけです。(別の欄に)できることは、ご自身の言葉で、人に話すこと。SNS。演説を聞きに来ること。ご自身で、投票すること。</w:t>
+        <w:t>できないことはこれだけです。(別の欄に)できることは、ご自身の言葉で人に話すこと。SNS。演説を聞きに来ること。ご自身で投票すること。</w:t>
       </w:r>
     </w:p>
     <w:p>
@@ -1027,7 +1027,7 @@
           <w:i w:val="0"/>
           <w:sz w:val="22"/>
         </w:rPr>
-        <w:t>大城さん。もう一つ、お願いが、あります。</w:t>
+        <w:t>大城さん。もう一つ、お願いがあります。</w:t>
       </w:r>
     </w:p>
     <w:p>
@@ -1073,7 +1073,7 @@
           <w:i w:val="0"/>
           <w:sz w:val="22"/>
         </w:rPr>
-        <w:t>僕は、大城さんに、「壇上に立ってほしい」とは、言いません。肩書き付きで、応援演説をされると、漁協の、反対の人たちも、いる。そして、処理水について、僕は、「賛成」とも「反対」とも、まだ、簡単には、言えない。</w:t>
+        <w:t>僕は大城さんに「壇上に立ってほしい」とは言いません。肩書き付きで応援演説をされると、漁協には反対の人たちもいる。そして、処理水について僕は「賛成」とも「反対」ともまだ簡単には言えない。</w:t>
       </w:r>
     </w:p>
     <w:p>
@@ -1088,7 +1088,7 @@
           <w:color w:val="555555"/>
           <w:sz w:val="22"/>
         </w:rPr>
-        <w:t>(大城の表情が、変わる。)</w:t>
+        <w:t>(大城の表情が変わる。)</w:t>
       </w:r>
     </w:p>
     <w:p>
@@ -1111,7 +1111,7 @@
           <w:i w:val="0"/>
           <w:sz w:val="22"/>
         </w:rPr>
-        <w:t>……簡単に、言えない?</w:t>
+        <w:t>……簡単に言えない?</w:t>
       </w:r>
     </w:p>
     <w:p>
@@ -1134,7 +1134,7 @@
           <w:i w:val="0"/>
           <w:sz w:val="22"/>
         </w:rPr>
-        <w:t>はい。僕が言えるのは、二つです。一、二〇一五年に、国が県漁連に出した文書。「関係者の理解なしには、いかなる処分も行わない」。この一文が、守られているか。二、守られていないなら、守らせる仕組みを、法律で作る。それ以上は、今、言えません。</w:t>
+        <w:t>はい。僕が言えるのは二つです。一、二〇一五年に国が県漁連に出した文書。「関係者の理解なしには、いかなる処分も行わない」。この一文が守られているか。二、守られていないなら、守らせる仕組みを法律で作る。それ以上は、今は言えません。</w:t>
       </w:r>
     </w:p>
     <w:p>
@@ -1167,7 +1167,7 @@
           <w:i w:val="0"/>
           <w:sz w:val="22"/>
         </w:rPr>
-        <w:t>……あんた、立候補して、一番先に、あたしに、「約束できない」って、言うんだね。</w:t>
+        <w:t>……あんた、立候補して一番先にあたしに「約束できない」って言うんだね。</w:t>
       </w:r>
     </w:p>
     <w:p>
@@ -1190,7 +1190,7 @@
           <w:i w:val="0"/>
           <w:sz w:val="22"/>
         </w:rPr>
-        <w:t>約束できないことは、約束しない。それが、僕の仕事の、基本ですから。</w:t>
+        <w:t>約束できないことは約束しない。それが僕の仕事の基本ですから。</w:t>
       </w:r>
     </w:p>
     <w:p>
@@ -1223,7 +1223,7 @@
           <w:i w:val="0"/>
           <w:sz w:val="22"/>
         </w:rPr>
-        <w:t>バカだな。選挙って、普通、できもしないことを、たくさん約束するもんでしょ。</w:t>
+        <w:t>バカだな。選挙って普通、できもしないことをたくさん約束するもんでしょ。</w:t>
       </w:r>
     </w:p>
     <w:p>
@@ -1279,7 +1279,7 @@
           <w:i w:val="0"/>
           <w:sz w:val="22"/>
         </w:rPr>
-        <w:t>ウニ、茜ちゃんに、個人的に。あたしは、あしたから、毎晩、聞きに来る。マイクの前には、立たない。前から三列目で、腕組んで、聞いてる。</w:t>
+        <w:t>ウニ、茜ちゃんに個人的に。あたしはあしたから毎晩、聞きに来る。マイクの前には立たない。前から三列目で腕組んで聞いてる。</w:t>
       </w:r>
     </w:p>
     <w:p>
@@ -1302,7 +1302,7 @@
           <w:i w:val="0"/>
           <w:sz w:val="22"/>
         </w:rPr>
-        <w:t>三列目、ですか。</w:t>
+        <w:t>三列目ですか。</w:t>
       </w:r>
     </w:p>
     <w:p>
@@ -1325,7 +1325,7 @@
           <w:i w:val="0"/>
           <w:sz w:val="22"/>
         </w:rPr>
-        <w:t>一番前は、遼の「いい顔」しか見えない。三列目は、聞いてる人の顔が、見える。そこから、「いい話か、そうじゃないか」、あんたに、教えるよ。</w:t>
+        <w:t>一番前は遼の「いい顔」しか見えない。三列目は聞いてる人の顔が見える。そこから、「いい話か、そうじゃないか」、あんたに教えるよ。</w:t>
       </w:r>
     </w:p>
     <w:p>
@@ -1340,7 +1340,7 @@
           <w:color w:val="555555"/>
           <w:sz w:val="22"/>
         </w:rPr>
-        <w:t>(三浦が、湯呑みを、大城に、そっと差し出す。「湯茶ですから、大丈夫です」。大城が笑って受け取る。サインポールの、赤白青が、夕暮れの中で、ほんの少し、揺れた気がした。)</w:t>
+        <w:t>(三浦が湯呑みを大城にそっと差し出す。「湯茶ですから、大丈夫です」。大城が笑って受け取る。サインポールの赤白青が、夕暮れの中でほんの少し揺れた気がした。)</w:t>
       </w:r>
     </w:p>
     <w:p>
@@ -1370,7 +1370,7 @@
           <w:color w:val="555555"/>
           <w:sz w:val="22"/>
         </w:rPr>
-        <w:t>(2021年10月22日(金)、午前10時。汐見市役所一階、期日前投票所。会議室を仕切った小さな会場。立会人が二人、受付の職員が三人。壁に「期日前投票はこちら」の貼り紙。翔太が、作業着の上にジャンパーを羽織って入ってくる。後ろに、和代が、入場整理券を握りしめて続く。)</w:t>
+        <w:t>(2021年10月22日(金)、午前10時。汐見市役所一階、期日前投票所。会議室を仕切った小さな会場。立会人が二人、受付の職員が三人。壁に「期日前投票はこちら」の貼り紙。翔太が作業着の上にジャンパーを羽織って入ってくる。後ろに和代が入場整理券を握りしめて続く。)</w:t>
       </w:r>
     </w:p>
     <w:p>
@@ -1393,7 +1393,7 @@
           <w:i w:val="0"/>
           <w:sz w:val="22"/>
         </w:rPr>
-        <w:t>おはようございます。入場整理券を、お願いします。……小松翔太さん。宣誓書に、ご記入を。期日前投票の理由は、該当するところに、チェックを。</w:t>
+        <w:t>おはようございます。入場整理券をお願いします。……小松翔太さん。宣誓書にご記入を。期日前投票の理由は、該当するところにチェックを。</w:t>
       </w:r>
     </w:p>
     <w:p>
@@ -1482,7 +1482,7 @@
           <w:i w:val="0"/>
           <w:sz w:val="22"/>
         </w:rPr>
-        <w:t>……なんか、書類の方が、緊張する。</w:t>
+        <w:t>……なんか、書類の方が緊張する。</w:t>
       </w:r>
     </w:p>
     <w:p>
@@ -1538,7 +1538,7 @@
           <w:i w:val="0"/>
           <w:sz w:val="22"/>
         </w:rPr>
-        <w:t>こくみん、しんさ。……三枚、あるんだ。</w:t>
+        <w:t>こくみんしんさ。……三枚、あるんだ。</w:t>
       </w:r>
     </w:p>
     <w:p>
@@ -1571,7 +1571,7 @@
           <w:i w:val="0"/>
           <w:sz w:val="22"/>
         </w:rPr>
-        <w:t>「やめさせたい裁判官」にだけ、バツ付ける、あれ。母ちゃん、去年の判決の日から、ずっと、気になってた。</w:t>
+        <w:t>「やめさせたい裁判官」にだけ、バツ付ける、あれ。母ちゃん、去年の判決の日から、ずっと気になってた。</w:t>
       </w:r>
     </w:p>
     <w:p>
@@ -1586,7 +1586,7 @@
           <w:color w:val="555555"/>
           <w:sz w:val="22"/>
         </w:rPr>
-        <w:t>(記載台。鎖でつながれた鉛筆。翔太が、小選挙区の用紙の前で、しばらく動かない。)</w:t>
+        <w:t>(記載台。鎖でつながれた鉛筆。翔太が小選挙区の用紙の前でしばらく動かない。)</w:t>
       </w:r>
     </w:p>
     <w:p>
@@ -1619,7 +1619,7 @@
           <w:i w:val="0"/>
           <w:sz w:val="22"/>
         </w:rPr>
-        <w:t>……二年前の、二〇一九年の参院選。おれ、十八だった。仕事、休めなくて、行かなかった。母ちゃんは「行け」って言った。でも、おれ、「誰に入れても、変わんねえ」って。</w:t>
+        <w:t>……二年前の二〇一九年の参院選。おれ、十八だった。仕事、休めなくて、行かなかった。母ちゃんは「行け」って言った。でもおれ、「誰に入れても変わんねえ」って。</w:t>
       </w:r>
     </w:p>
     <w:p>
@@ -1634,7 +1634,7 @@
           <w:color w:val="555555"/>
           <w:sz w:val="22"/>
         </w:rPr>
-        <w:t>(鉛筆を取り、「真壁遼」と、ゆっくり、一文字ずつ書く。)</w:t>
+        <w:t>(鉛筆を取り、「真壁遼」とゆっくり一文字ずつ書く。)</w:t>
       </w:r>
     </w:p>
     <w:p>
@@ -1657,7 +1657,7 @@
           <w:i w:val="0"/>
           <w:sz w:val="22"/>
         </w:rPr>
-        <w:t>……変わんねえかも、しんねえ。でも、「変わんねえ」って思ってるやつの一票は、たぶん、いちばん軽い。今日は、おれが、軽くねえ方に、なる。</w:t>
+        <w:t>……変わんねえかもしんねえ。でも「変わんねえ」って思ってるやつの一票は、たぶんいちばん軽い。今日は、おれが軽くねえ方になる。</w:t>
       </w:r>
     </w:p>
     <w:p>
@@ -1672,7 +1672,7 @@
           <w:color w:val="555555"/>
           <w:sz w:val="22"/>
         </w:rPr>
-        <w:t>(投票箱の前。立会人が、うなずく。三枚、一枚ずつ。軽い、乾いた音が、三回。)</w:t>
+        <w:t>(投票箱の前。立会人がうなずく。三枚、一枚ずつ。軽い、乾いた音が三回。)</w:t>
       </w:r>
     </w:p>
     <w:p>
@@ -1710,7 +1710,7 @@
           <w:color w:val="555555"/>
           <w:sz w:val="22"/>
         </w:rPr>
-        <w:t>(出口。市役所の窓の外に、薄い日が射している。)</w:t>
+        <w:t>(出口。市役所の窓の外に薄い日が射している。)</w:t>
       </w:r>
     </w:p>
     <w:p>
@@ -1733,7 +1733,7 @@
           <w:i w:val="0"/>
           <w:sz w:val="22"/>
         </w:rPr>
-        <w:t>「誰に」とは、言わねえ。あんたも、言うんでねえよ。秘密なんだから。</w:t>
+        <w:t>「誰に」とは言わねえ。あんたも言うんでねえよ。秘密なんだから。</w:t>
       </w:r>
     </w:p>
     <w:p>
@@ -1756,7 +1756,7 @@
           <w:i w:val="0"/>
           <w:sz w:val="22"/>
         </w:rPr>
-        <w:t>言わねえ。……でも、おれ、父ちゃんに、教えてやりたい。「初めて、投票した」って。</w:t>
+        <w:t>言わねえ。……でもおれ、父ちゃんに教えてやりたい。「初めて、投票した」って。</w:t>
       </w:r>
     </w:p>
     <w:p>
@@ -1804,7 +1804,7 @@
           <w:color w:val="555555"/>
           <w:sz w:val="22"/>
         </w:rPr>
-        <w:t>(自動ドアが開き、冷たい風が入る。翔太が、ジャンパーのファスナーを、顎まで上げる。)</w:t>
+        <w:t>(自動ドアが開き、冷たい風が入る。翔太がジャンパーのファスナーを顎まで上げる。)</w:t>
       </w:r>
     </w:p>
     <w:p>
@@ -1834,7 +1834,7 @@
           <w:color w:val="555555"/>
           <w:sz w:val="22"/>
         </w:rPr>
-        <w:t>(2021年10月23日(土)、午後8時20分。駅前から少し離れた、市営駐車場の隅。選挙カーのワゴン車が、エンジンを切って停まっている。運転席に三浦、助手席に茜、後部座席に遼と榊。窓の外、遠くに、丸山陣営の街宣車の赤いランプ。)</w:t>
+        <w:t>(2021年10月23日(土)、午後8時20分。駅前から少し離れた、市営駐車場の隅。選挙カーのワゴン車がエンジンを切って停まっている。運転席に三浦、助手席に茜、後部座席に遼と榊。窓の外、遠くに丸山陣営の街宣車の赤いランプ。)</w:t>
       </w:r>
     </w:p>
     <w:p>
@@ -1857,7 +1857,7 @@
           <w:i w:val="0"/>
           <w:sz w:val="22"/>
         </w:rPr>
-        <w:t>先生。お耳に入れておくべきものが、ございます。(革の書類鞄から、茶封筒を一通、取り出す)盗んだものではございません。置いていかれたものです。</w:t>
+        <w:t>先生。お耳に入れておくべきものがございます。(革の書類鞄から茶封筒を一通取り出す)盗んだものではございません。置いていかれたものです。</w:t>
       </w:r>
     </w:p>
     <w:p>
@@ -1895,7 +1895,7 @@
           <w:i w:val="0"/>
           <w:sz w:val="22"/>
         </w:rPr>
-        <w:t>旧後援会の汐見事務所に、二十年勤めておられる女性が、昨日、私の机に、これを。丸山陣営の「想定問答」と、ビラ案の写しでございます。</w:t>
+        <w:t>旧後援会の汐見事務所に二十年勤めておられる女性が、昨日私の机にこれを。丸山陣営の「想定問答」と、ビラ案の写しでございます。</w:t>
       </w:r>
     </w:p>
     <w:p>
@@ -1928,7 +1928,7 @@
           <w:i w:val="0"/>
           <w:sz w:val="22"/>
         </w:rPr>
-        <w:t>読む前に、確認させてください。僕が読んで、いいんでしょうか。</w:t>
+        <w:t>読む前に確認させてください。僕が読んでいいんでしょうか。</w:t>
       </w:r>
     </w:p>
     <w:p>
@@ -1951,7 +1951,7 @@
           <w:i w:val="0"/>
           <w:sz w:val="22"/>
         </w:rPr>
-        <w:t>読むことに、法的な問題は、ございません。「使う」か「使わない」かは、先生がお決めになることです。</w:t>
+        <w:t>読むことに法的な問題はございません。「使う」か「使わない」かは、先生がお決めになることです。</w:t>
       </w:r>
     </w:p>
     <w:p>
@@ -1974,7 +1974,7 @@
           <w:i w:val="0"/>
           <w:sz w:val="22"/>
         </w:rPr>
-        <w:t>私が、声に出して読みます。(車内灯を一段だけ点け、紙をめくる)……ビラ案の下書き。「裁判屋の金儲けに、汐見を使わせない」。「原告団の募金、使途不明」。(間)それから。……「師匠は、業務上横領の疑いで、逮捕された人物」。</w:t>
+        <w:t>私が声に出して読みます。(車内灯を一段だけ点け、紙をめくる)……ビラ案の下書き。「裁判屋の金儲けに、汐見を使わせない」。「原告団の募金、使途不明」。(間)それから。……「師匠は、業務上横領の疑いで、逮捕された人物」。</w:t>
       </w:r>
     </w:p>
     <w:p>
@@ -1989,7 +1989,7 @@
           <w:color w:val="555555"/>
           <w:sz w:val="22"/>
         </w:rPr>
-        <w:t>(車内が、静まる。窓の外で、風が枯れ葉を転がす。)</w:t>
+        <w:t>(車内が静まる。窓の外で、風が枯れ葉を転がす。)</w:t>
       </w:r>
     </w:p>
     <w:p>
@@ -2012,7 +2012,7 @@
           <w:i w:val="0"/>
           <w:sz w:val="22"/>
         </w:rPr>
-        <w:t>逮捕は、事実でございます。ですが、先生は今年二月、桐生様の刑事補償の決定を、お受け取りになった。あの一行は、「半分だけ、正確」なのでございます。</w:t>
+        <w:t>逮捕は事実でございます。ですが、先生は今年二月、桐生様の刑事補償の決定をお受け取りになった。あの一行は、「半分だけ、正確」なのでございます。</w:t>
       </w:r>
     </w:p>
     <w:p>
@@ -2045,7 +2045,7 @@
           <w:i w:val="0"/>
           <w:sz w:val="22"/>
         </w:rPr>
-        <w:t>半分だけ正確。……いちばん、タチが悪い書き方ですね。</w:t>
+        <w:t>半分だけ正確。……いちばんタチが悪い書き方ですね。</w:t>
       </w:r>
     </w:p>
     <w:p>
@@ -2068,7 +2068,7 @@
           <w:i w:val="0"/>
           <w:sz w:val="22"/>
         </w:rPr>
-        <w:t>募金は、私が帳簿をつけてます。レシートも、バスの領収書も、全部あります。</w:t>
+        <w:t>募金は私が帳簿をつけてます。レシートもバスの領収書も全部あります。</w:t>
       </w:r>
     </w:p>
     <w:p>
@@ -2091,7 +2091,7 @@
           <w:i w:val="0"/>
           <w:sz w:val="22"/>
         </w:rPr>
-        <w:t>別紙が、もう一枚。「こちらの手札」。丸山さんご自身の、県議時代の、政務活動費の領収書。「不明瞭な支出」。……十数枚。</w:t>
+        <w:t>別紙がもう一枚。「こちらの手札」。丸山さんご自身の県議時代の政務活動費の領収書。「不明瞭な支出」。……十数枚。</w:t>
       </w:r>
     </w:p>
     <w:p>
@@ -2114,7 +2114,7 @@
           <w:i w:val="0"/>
           <w:sz w:val="22"/>
         </w:rPr>
-        <w:t>違法と言えるかは、別問題でございます。使う道は、記者へのお流し、演説での言及、選管への申し立て。どれも、お勧めは、いたしません。ただ。</w:t>
+        <w:t>違法と言えるかは別問題でございます。使う道は、記者へのお流し、演説での言及、選管への申し立て。どれもお勧めはいたしません。ただ。</w:t>
       </w:r>
     </w:p>
     <w:p>
@@ -2160,7 +2160,7 @@
           <w:i w:val="0"/>
           <w:sz w:val="22"/>
         </w:rPr>
-        <w:t>持たずに決めると、それは「運」になります。持ってから決めると、それは「選択」になります。先生は、紙は集めても、使わない方でした。……お父様のことでございますが。</w:t>
+        <w:t>持たずに決めると、それは「運」になります。持ってから決めると、それは「選択」になります。先生は、紙は集めても使わない方でした。……お父様のことでございますが。</w:t>
       </w:r>
     </w:p>
     <w:p>
@@ -2175,7 +2175,7 @@
           <w:color w:val="555555"/>
           <w:sz w:val="22"/>
         </w:rPr>
-        <w:t>(遼が、領収書の束だけを、封筒に戻す。)</w:t>
+        <w:t>(遼が領収書の束だけを封筒に戻す。)</w:t>
       </w:r>
     </w:p>
     <w:p>
@@ -2198,7 +2198,7 @@
           <w:i w:val="0"/>
           <w:sz w:val="22"/>
         </w:rPr>
-        <w:t>この領収書は、使いません。丸山さんが何をしていたとしても、それは、県議会と、選管と、検察の仕事です。演説で人を殴る道具では、ありません。</w:t>
+        <w:t>この領収書は使いません。丸山さんが何をしていたとしても、それは県議会と選管と検察の仕事です。演説で人を殴る道具ではありません。</w:t>
       </w:r>
     </w:p>
     <w:p>
@@ -2221,7 +2221,7 @@
           <w:i w:val="0"/>
           <w:sz w:val="22"/>
         </w:rPr>
-        <w:t>「半分だけ正確」の一行には、事実で答えます。刑事補償の決定書の日付と番号を、用意してください。募金は、聞かれたら、その場で、帳簿を出す。反撃は、それだけです。</w:t>
+        <w:t>「半分だけ正確」の一行には、事実で答えます。刑事補償の決定書の日付と番号を用意してください。募金は、聞かれたらその場で帳簿を出す。反撃は、それだけです。</w:t>
       </w:r>
     </w:p>
     <w:p>
@@ -2244,7 +2244,7 @@
           <w:i w:val="0"/>
           <w:sz w:val="22"/>
         </w:rPr>
-        <w:t>承知いたしました。(封筒を鞄にしまい、口元を、ごく小さく緩める)お父様は、五分、お悩みになりました。</w:t>
+        <w:t>承知いたしました。(封筒を鞄にしまい、口元をごく小さく緩める)お父様は、五分お悩みになりました。</w:t>
       </w:r>
     </w:p>
     <w:p>
@@ -2267,7 +2267,7 @@
           <w:i w:val="0"/>
           <w:sz w:val="22"/>
         </w:rPr>
-        <w:t>僕は、三分ですか。</w:t>
+        <w:t>僕は三分ですか。</w:t>
       </w:r>
     </w:p>
     <w:p>
@@ -2305,7 +2305,7 @@
           <w:color w:val="555555"/>
           <w:sz w:val="22"/>
         </w:rPr>
-        <w:t>(三浦が、ハンドルを叩いて、笑う。茜も笑う。榊は、無表情のまま、缶コーヒーを開ける。)</w:t>
+        <w:t>(三浦がハンドルを叩いて笑う。茜も笑う。榊は無表情のまま、缶コーヒーを開ける。)</w:t>
       </w:r>
     </w:p>
     <w:p>
@@ -2328,7 +2328,7 @@
           <w:i w:val="0"/>
           <w:sz w:val="22"/>
         </w:rPr>
-        <w:t>もう一点。丸山陣営の日程に、「二十七日夜、茶の屋台を、飲食提供の疑いで、選管に通報」と、ございます。</w:t>
+        <w:t>もう一点。丸山陣営の日程に「二十七日夜、茶の屋台を飲食提供の疑いで、選管に通報」とございます。</w:t>
       </w:r>
     </w:p>
     <w:p>
@@ -2351,7 +2351,7 @@
           <w:i w:val="0"/>
           <w:sz w:val="22"/>
         </w:rPr>
-        <w:t>選管には、昨日、電話で確認済みです。「湯茶に限り、菓子は出さない」なら、問題なし。担当の方のお名前と、時刻も、メモしてあります。</w:t>
+        <w:t>選管には昨日、電話で確認済みです。「湯茶に限り、菓子は出さない」なら、問題なし。担当の方のお名前と時刻もメモしてあります。</w:t>
       </w:r>
     </w:p>
     <w:p>
@@ -2374,7 +2374,7 @@
           <w:i w:val="0"/>
           <w:sz w:val="22"/>
         </w:rPr>
-        <w:t>ならば、堂々と、お出しになれば、よろしい。</w:t>
+        <w:t>ならば、堂々とお出しになればよろしい。</w:t>
       </w:r>
     </w:p>
     <w:p>
@@ -2389,7 +2389,7 @@
           <w:color w:val="555555"/>
           <w:sz w:val="22"/>
         </w:rPr>
-        <w:t>(窓の外、丸山陣営の赤いランプが、ゆっくり、遠ざかっていく。)</w:t>
+        <w:t>(窓の外、丸山陣営の赤いランプがゆっくり遠ざかっていく。)</w:t>
       </w:r>
     </w:p>
     <w:p>
@@ -2419,7 +2419,7 @@
           <w:color w:val="555555"/>
           <w:sz w:val="22"/>
         </w:rPr>
-        <w:t>(2021年10月25日(月)、午後2時。汐見市内、旧工業団地跡に建つ波戸町仮庁舎。一階の窓口の脇に、臨時の「不在者投票所」の立て看板。波戸町の選挙管理委員会の職員が、七、八人。白いテーブルに、投票用紙の束。)</w:t>
+        <w:t>(2021年10月25日(月)、午後2時。汐見市内、旧工業団地跡に建つ波戸町仮庁舎。一階の窓口の脇に臨時の「不在者投票所」の立て看板。波戸町の選挙管理委員会の職員が七、八人。白いテーブルに投票用紙の束。)</w:t>
       </w:r>
     </w:p>
     <w:p>
@@ -2434,7 +2434,7 @@
           <w:color w:val="555555"/>
           <w:sz w:val="22"/>
         </w:rPr>
-        <w:t>(入口に、遠藤の車椅子が、止まる。携帯用酸素の機械が、肩掛けの鞄で、カシュ、カシュと小さな音を立てる。茜が、押している。後ろに、柚木が、ノートを持って、距離を置いて立つ。)</w:t>
+        <w:t>(入口に遠藤の車椅子が止まる。携帯用酸素の機械が、肩掛けの鞄でカシュカシュと小さな音を立てる。茜が押している。後ろに柚木が、ノートを持って距離を置いて立つ。)</w:t>
       </w:r>
     </w:p>
     <w:p>
@@ -2480,7 +2480,7 @@
           <w:i w:val="0"/>
           <w:sz w:val="22"/>
         </w:rPr>
-        <w:t>自分で、歩ける。……と言いたいが、今日は、頼む。</w:t>
+        <w:t>自分で歩ける。……と言いたいが、今日は頼む。</w:t>
       </w:r>
     </w:p>
     <w:p>
@@ -2495,7 +2495,7 @@
           <w:color w:val="555555"/>
           <w:sz w:val="22"/>
         </w:rPr>
-        <w:t>(入口の自動ドアが、開く。奥から、杖をついた、小柄な老女が、出てくる。無理に、背筋を伸ばしている。)</w:t>
+        <w:t>(入口の自動ドアが開く。奥から、杖をついた小柄な老女が出てくる。無理に背筋を伸ばしている。)</w:t>
       </w:r>
     </w:p>
     <w:p>
@@ -2574,7 +2574,7 @@
           <w:i w:val="0"/>
           <w:sz w:val="22"/>
         </w:rPr>
-        <w:t>私も、不在者投票。(遠藤の酸素の機械を見て、目を細める)あんた、痩せたな。</w:t>
+        <w:t>私も不在者投票。(遠藤の酸素の機械を見て、目を細める)あんた、痩せたな。</w:t>
       </w:r>
     </w:p>
     <w:p>
@@ -2620,7 +2620,7 @@
           <w:i w:val="0"/>
           <w:sz w:val="22"/>
         </w:rPr>
-        <w:t>遠藤三郎様、ですね。波戸町の、選挙人名簿に、登録されております。波戸町の住所で、投票をなさる、ということで、よろしいですね。</w:t>
+        <w:t>遠藤三郎様、ですね。波戸町の選挙人名簿に登録されております。波戸町の住所で投票をなさる、ということでよろしいですね。</w:t>
       </w:r>
     </w:p>
     <w:p>
@@ -2643,7 +2643,7 @@
           <w:i w:val="0"/>
           <w:sz w:val="22"/>
         </w:rPr>
-        <w:t>んだ。波戸町の、住所で。</w:t>
+        <w:t>んだ。波戸町の住所で。</w:t>
       </w:r>
     </w:p>
     <w:p>
@@ -2667,7 +2667,7 @@
           <w:color w:val="555555"/>
           <w:sz w:val="22"/>
         </w:rPr>
-        <w:t>(小声で、柚木に)</w:t>
+        <w:t>(小声で柚木に)</w:t>
       </w:r>
       <w:r>
         <w:rPr>
@@ -2676,7 +2676,7 @@
           <w:i w:val="0"/>
           <w:sz w:val="22"/>
         </w:rPr>
-        <w:t>住民票を、避難先に移していない方は、そのまま、元の住所の名簿のまま。避難先の、市の選管などで、不在者投票ができるんです。</w:t>
+        <w:t>住民票を避難先に移していない方は、元の住所の名簿のまま、避難先の市の選管などで不在者投票ができるんです。</w:t>
       </w:r>
     </w:p>
     <w:p>
@@ -2691,7 +2691,7 @@
           <w:color w:val="555555"/>
           <w:sz w:val="22"/>
         </w:rPr>
-        <w:t>(遠藤が、記載台で、鉛筆を握る。手が、小刻みに震える。時間が、かかる。職員が、黙って待つ。)</w:t>
+        <w:t>(遠藤が記載台で鉛筆を握る。手が小刻みに震える。時間がかかる。職員が黙って待つ。)</w:t>
       </w:r>
     </w:p>
     <w:p>
@@ -2760,7 +2760,7 @@
           <w:i w:val="0"/>
           <w:sz w:val="22"/>
         </w:rPr>
-        <w:t>あんたは、……あの時、一時金、もらった。</w:t>
+        <w:t>あんたは……あの時、一時金もらった。</w:t>
       </w:r>
     </w:p>
     <w:p>
@@ -2839,7 +2839,7 @@
           <w:i w:val="0"/>
           <w:sz w:val="22"/>
         </w:rPr>
-        <w:t>……恨んでても、いいんだよ、サブちゃん。</w:t>
+        <w:t>……恨んでてもいいんだよ、サブちゃん。</w:t>
       </w:r>
     </w:p>
     <w:p>
@@ -2862,7 +2862,7 @@
           <w:i w:val="0"/>
           <w:sz w:val="22"/>
         </w:rPr>
-        <w:t>いや。恨んでたら、あの茶、うまくねえ。(鉛筆を持ち直す)あんたが、あの日、「もう、疲れた」って、言ったの、おら、わかった。おらも、疲れてる。</w:t>
+        <w:t>いや。恨んでたら、あの茶うまくねえ。(鉛筆を持ち直す)あんたがあの日「もう、疲れた」って言ったの、おら、わかった。おらも疲れてる。</w:t>
       </w:r>
     </w:p>
     <w:p>
@@ -2900,7 +2900,7 @@
           <w:color w:val="555555"/>
           <w:sz w:val="22"/>
         </w:rPr>
-        <w:t>(遠藤が、一文字ずつ、投票用紙に、書く。書き終え、折りたたむ。職員に渡す。封筒に、入れられる。)</w:t>
+        <w:t>(遠藤が一文字ずつ投票用紙に書く。書き終え、折りたたむ。職員に渡す。封筒に入れられる。)</w:t>
       </w:r>
     </w:p>
     <w:p>
@@ -2924,7 +2924,7 @@
           <w:color w:val="555555"/>
           <w:sz w:val="22"/>
         </w:rPr>
-        <w:t>(深く息をして、酸素の管を、直す)</w:t>
+        <w:t>(深く息をして、酸素の管を直す)</w:t>
       </w:r>
       <w:r>
         <w:rPr>
@@ -2933,7 +2933,7 @@
           <w:i w:val="0"/>
           <w:sz w:val="22"/>
         </w:rPr>
-        <w:t>おらの一票は、波戸町の一票だ。帰れねえ町の。……だが、帰れねえ町にも、一票、あるんだ。それで、いい。</w:t>
+        <w:t>おらの一票は、波戸町の一票だ。帰れねえ町の。……だが、帰れねえ町にも一票あるんだ。それでいい。</w:t>
       </w:r>
     </w:p>
     <w:p>
@@ -2966,7 +2966,7 @@
           <w:i w:val="0"/>
           <w:sz w:val="22"/>
         </w:rPr>
-        <w:t>……私も、同じこと、思った。</w:t>
+        <w:t>……私も同じこと思った。</w:t>
       </w:r>
     </w:p>
     <w:p>
@@ -2981,7 +2981,7 @@
           <w:color w:val="555555"/>
           <w:sz w:val="22"/>
         </w:rPr>
-        <w:t>(職員が、二人に、頭を下げる。)</w:t>
+        <w:t>(職員が二人に頭を下げる。)</w:t>
       </w:r>
     </w:p>
     <w:p>
@@ -3019,7 +3019,7 @@
           <w:color w:val="555555"/>
           <w:sz w:val="22"/>
         </w:rPr>
-        <w:t>(外に出る。雲の切れ間から、薄い日が、射している。仮庁舎の前の駐車場に、「真壁遼」の看板を載せた、軽自動車が一台、通りすぎる。拡声器の声は、低い。「汐見の、すべての皆さまへ」。)</w:t>
+        <w:t>(外に出る。雲の切れ間から、薄い日が射している。仮庁舎の前の駐車場に「真壁遼」の看板を載せた、軽自動車が一台、通りすぎる。拡声器の声は、低い。「汐見のすべての皆さまへ」。)</w:t>
       </w:r>
     </w:p>
     <w:p>
@@ -3052,7 +3052,7 @@
           <w:i w:val="0"/>
           <w:sz w:val="22"/>
         </w:rPr>
-        <w:t>遠藤さん。……誰に、お入れに、なったんですか。</w:t>
+        <w:t>遠藤さん。……誰にお入れになったんですか。</w:t>
       </w:r>
     </w:p>
     <w:p>
@@ -3076,7 +3076,7 @@
           <w:color w:val="555555"/>
           <w:sz w:val="22"/>
         </w:rPr>
-        <w:t>(柚木を、まっすぐ見て、にやりと笑う)</w:t>
+        <w:t>(柚木をまっすぐ見て、にやりと笑う)</w:t>
       </w:r>
       <w:r>
         <w:rPr>
@@ -3131,7 +3131,7 @@
           <w:i w:val="0"/>
           <w:sz w:val="22"/>
         </w:rPr>
-        <w:t>記者さんが、聞いたらいけねえ。聞かれたら、答えちゃいけねえ。それが、憲法で、決まってんだべ。</w:t>
+        <w:t>記者さんが聞いたらいけねえ。聞かれたら答えちゃいけねえ。それが憲法で決まってんだべ。</w:t>
       </w:r>
     </w:p>
     <w:p>
@@ -3177,7 +3177,7 @@
           <w:i w:val="0"/>
           <w:sz w:val="22"/>
         </w:rPr>
-        <w:t>難しい言葉だな。……つまり、おらが誰に入れたって、誰にも、文句は言われねえってことだべ。</w:t>
+        <w:t>難しい言葉だな。……つまり、おらが誰に入れたって、誰にも文句は言われねえってことだべ。</w:t>
       </w:r>
     </w:p>
     <w:p>
@@ -3233,7 +3233,7 @@
           <w:i w:val="0"/>
           <w:sz w:val="22"/>
         </w:rPr>
-        <w:t>トメさん。腹減ったな。「潮彩」の、ほうじ茶、飲んで帰るか。</w:t>
+        <w:t>トメさん。腹減ったな。「潮彩」のほうじ茶、飲んで帰るか。</w:t>
       </w:r>
     </w:p>
     <w:p>
@@ -3266,7 +3266,7 @@
           <w:i w:val="0"/>
           <w:sz w:val="22"/>
         </w:rPr>
-        <w:t>……あんた、まだ、飲めるんか。</w:t>
+        <w:t>……あんた、まだ飲めるんか。</w:t>
       </w:r>
     </w:p>
     <w:p>
@@ -3304,7 +3304,7 @@
           <w:color w:val="555555"/>
           <w:sz w:val="22"/>
         </w:rPr>
-        <w:t>(トメが、小さく、笑う。茜が、車椅子のハンドルに力を入れる。柚木が、ノートを閉じ、二人の少し後ろを、ゆっくり、ついていく。)</w:t>
+        <w:t>(トメが小さく笑う。茜が車椅子のハンドルに力を入れる。柚木がノートを閉じ、二人の少し後ろをゆっくりついていく。)</w:t>
       </w:r>
     </w:p>
     <w:p>
@@ -3334,7 +3334,7 @@
           <w:color w:val="555555"/>
           <w:sz w:val="22"/>
         </w:rPr>
-        <w:t>(2021年10月27日(水)、午後7時30分。駅前通りの、選挙事務所の向かい。リヤカーに、鉄瓶と、炭火のこんろ。屋根代わりの、ブルーシートの庇。「ほうじ茶 ご自由に」と書いた、手書きの紙。紙には、候補者名も、事務所名も、ない。)</w:t>
+        <w:t>(2021年10月27日(水)、午後7時30分。駅前通りの選挙事務所の向かい。リヤカーに鉄瓶と、炭火のこんろ。屋根代わりのブルーシートの庇。「ほうじ茶 ご自由に」と書いた手書きの紙。紙には候補者名も事務所名もない。)</w:t>
       </w:r>
     </w:p>
     <w:p>
@@ -3349,7 +3349,7 @@
           <w:color w:val="555555"/>
           <w:sz w:val="22"/>
         </w:rPr>
-        <w:t>(女将が、割烹着の上に、ジャンパー。湯呑みを、紙コップに替えて、並べている。茜が、選管の担当者の名前と通話時刻をメモした紙を、リヤカーに、テープで、貼る。)</w:t>
+        <w:t>(女将が割烹着の上にジャンパー。湯呑みを紙コップに替えて、並べている。茜が選管の担当者の名前と通話時刻をメモした紙を、リヤカーにテープで貼る。)</w:t>
       </w:r>
     </w:p>
     <w:p>
@@ -3364,7 +3364,7 @@
           <w:color w:val="555555"/>
           <w:sz w:val="22"/>
         </w:rPr>
-        <w:t>(そのとき、道の向こうから、スーツ姿の若い男が二人、スマホを構えて、歩いてくる。カメラの向きが、屋台に、固定されている。)</w:t>
+        <w:t>(そのとき、道の向こうから、スーツ姿の若い男が二人、スマホを構えて歩いてくる。カメラの向きが屋台に固定されている。)</w:t>
       </w:r>
     </w:p>
     <w:p>
@@ -3420,7 +3420,7 @@
           <w:i w:val="0"/>
           <w:sz w:val="22"/>
         </w:rPr>
-        <w:t>あれが、「通報屋」かい。</w:t>
+        <w:t>あれが「通報屋」かい。</w:t>
       </w:r>
     </w:p>
     <w:p>
@@ -3435,7 +3435,7 @@
           <w:color w:val="555555"/>
           <w:sz w:val="22"/>
         </w:rPr>
-        <w:t>(二人が、屋台の前で、立ち止まる。一人が、写真を、一枚、撮る。茜が、前に出る。)</w:t>
+        <w:t>(二人が屋台の前で立ち止まる。一人が写真を一枚撮る。茜が前に出る。)</w:t>
       </w:r>
     </w:p>
     <w:p>
@@ -3458,7 +3458,7 @@
           <w:i w:val="0"/>
           <w:sz w:val="22"/>
         </w:rPr>
-        <w:t>こんばんは。何か、ご用でしょうか。</w:t>
+        <w:t>こんばんは。何かご用でしょうか。</w:t>
       </w:r>
     </w:p>
     <w:p>
@@ -3504,7 +3504,7 @@
           <w:i w:val="0"/>
           <w:sz w:val="22"/>
         </w:rPr>
-        <w:t>どうぞ。湯茶に限り、無料でお出ししています。菓子は、出していません。選管の、確認も取ってあります。(貼り紙を指さす)担当の、課長補佐の方。十月十九日、午後三時十二分。</w:t>
+        <w:t>どうぞ。湯茶に限り、無料でお出ししています。菓子は出していません。選管の確認も取ってあります。(貼り紙を指さす)担当の課長補佐の方。十月十九日、午後三時十二分。</w:t>
       </w:r>
     </w:p>
     <w:p>
@@ -3519,7 +3519,7 @@
           <w:color w:val="555555"/>
           <w:sz w:val="22"/>
         </w:rPr>
-        <w:t>(若い男たちの、顔が、一瞬、固まる。)</w:t>
+        <w:t>(若い男たちの顔が一瞬、固まる。)</w:t>
       </w:r>
     </w:p>
     <w:p>
@@ -3557,7 +3557,7 @@
           <w:color w:val="555555"/>
           <w:sz w:val="22"/>
         </w:rPr>
-        <w:t>(二人が、足早に去る。茜が、ふうっと息を吐く。)</w:t>
+        <w:t>(二人が足早に去る。茜がふうっと息を吐く。)</w:t>
       </w:r>
     </w:p>
     <w:p>
@@ -3590,7 +3590,7 @@
           <w:i w:val="0"/>
           <w:sz w:val="22"/>
         </w:rPr>
-        <w:t>ほれ見な。選挙違反ってのは、茶を出すことじゃねえ。茶を出すことで、人を、買うことだ。うちは、そんな高いお茶は、出してないよ。</w:t>
+        <w:t>ほれ見な。選挙違反ってのは、茶を出すことじゃねえ。茶を出すことで人を買うことだ。うちは、そんな高いお茶は出してないよ。</w:t>
       </w:r>
     </w:p>
     <w:p>
@@ -3605,7 +3605,7 @@
           <w:color w:val="555555"/>
           <w:sz w:val="22"/>
         </w:rPr>
-        <w:t>(そのとき、闇の中から、紺のコートの老人が、一人、近づいてくる。大沼である。傘は、持っていない。)</w:t>
+        <w:t>(そのとき、闇の中から、紺のコートの老人が一人、近づいてくる。大沼である。傘は持っていない。)</w:t>
       </w:r>
     </w:p>
     <w:p>
@@ -3628,7 +3628,7 @@
           <w:i w:val="0"/>
           <w:sz w:val="22"/>
         </w:rPr>
-        <w:t>……女将さん。わしにも、一杯、もらえんか。</w:t>
+        <w:t>……女将さん。わしにも一杯、もらえんか。</w:t>
       </w:r>
     </w:p>
     <w:p>
@@ -3652,7 +3652,7 @@
           <w:color w:val="555555"/>
           <w:sz w:val="22"/>
         </w:rPr>
-        <w:t>(一瞬、驚いて、すぐに笑う)</w:t>
+        <w:t>(一瞬驚いて、すぐに笑う)</w:t>
       </w:r>
       <w:r>
         <w:rPr>
@@ -3661,7 +3661,7 @@
           <w:i w:val="0"/>
           <w:sz w:val="22"/>
         </w:rPr>
-        <w:t>おお。支部長さん。いや、元、か。</w:t>
+        <w:t>おお。支部長さん。いや元か。</w:t>
       </w:r>
     </w:p>
     <w:p>
@@ -3684,7 +3684,7 @@
           <w:i w:val="0"/>
           <w:sz w:val="22"/>
         </w:rPr>
-        <w:t>元、でいい。(紙コップを受け取る)……湯気が、温けえな。</w:t>
+        <w:t>元でいい。(紙コップを受け取る)……湯気が温けえな。</w:t>
       </w:r>
     </w:p>
     <w:p>
@@ -3699,7 +3699,7 @@
           <w:color w:val="555555"/>
           <w:sz w:val="22"/>
         </w:rPr>
-        <w:t>(大沼が、一口飲む。立ったまま、しばらく、リヤカーの炭火を見つめる。)</w:t>
+        <w:t>(大沼が一口飲む。立ったまま、しばらくリヤカーの炭火を見つめる。)</w:t>
       </w:r>
     </w:p>
     <w:p>
@@ -3768,7 +3768,7 @@
           <w:i w:val="0"/>
           <w:sz w:val="22"/>
         </w:rPr>
-        <w:t>先生の事務所の、遼さんは、まだ中か。</w:t>
+        <w:t>先生の事務所の遼さんはまだ中か。</w:t>
       </w:r>
     </w:p>
     <w:p>
@@ -3791,7 +3791,7 @@
           <w:i w:val="0"/>
           <w:sz w:val="22"/>
         </w:rPr>
-        <w:t>ええ。夜の回覧の、準備を。</w:t>
+        <w:t>ええ。夜の回覧の準備を。</w:t>
       </w:r>
     </w:p>
     <w:p>
@@ -3814,7 +3814,7 @@
           <w:i w:val="0"/>
           <w:sz w:val="22"/>
         </w:rPr>
-        <w:t>……ああ、いい。呼ばんでいい。わしは、茶を飲みに来ただけだ。</w:t>
+        <w:t>……ああ、いい。呼ばんでいい。わしは茶を飲みに来ただけだ。</w:t>
       </w:r>
     </w:p>
     <w:p>
@@ -3852,7 +3852,7 @@
           <w:i w:val="0"/>
           <w:sz w:val="22"/>
         </w:rPr>
-        <w:t>後援会は、割れた。半分と半分ではねえ。……六対四で、丸山さんの側が、多い。理由は、わかる。県議会の、先生方が、そっちに、ついた。仕事の、世話をする人間が、そっちにいる。人は、そっちに、流れる。</w:t>
+        <w:t>後援会は割れた。半分と半分ではねえ。……六対四で丸山さんの側が多い。理由はわかる。県議会の先生方がそっちについた。仕事の世話をする人間が、そっちにいる。人はそっちに流れる。</w:t>
       </w:r>
     </w:p>
     <w:p>
@@ -3898,7 +3898,7 @@
           <w:i w:val="0"/>
           <w:sz w:val="22"/>
         </w:rPr>
-        <w:t>わしは、四年間、うなずいていた。知っている顔でな。それで、今年、辞めた。(茶を一口)辞めてから、思ったんだ。わしの人生で、初めて、「誰に頼まれたからでもなく」、一票を、入れる。それが、こんなに、体に応える、とは。</w:t>
+        <w:t>わしは四年間、うなずいていた。知っている顔でな。それで今年、辞めた。(茶を一口)辞めてから、思ったんだ。わしの人生で初めて、「誰に頼まれたからでもなく」一票を入れる。それが、こんなに体に応えるとは。</w:t>
       </w:r>
     </w:p>
     <w:p>
@@ -3913,7 +3913,7 @@
           <w:color w:val="555555"/>
           <w:sz w:val="22"/>
         </w:rPr>
-        <w:t>(間。遠くの街宣車の声が、風に乗って、切れ切れに届く。)</w:t>
+        <w:t>(間。遠くの街宣車の声が、風に乗って切れ切れに届く。)</w:t>
       </w:r>
     </w:p>
     <w:p>
@@ -3936,7 +3936,7 @@
           <w:i w:val="0"/>
           <w:sz w:val="22"/>
         </w:rPr>
-        <w:t>遼さんには、何も言わんでくれ。……ただ、「汐見の三代目に厳しい」ってのは、あれは、ほんの、半分の話だ、と、それだけ、伝えてくれ。</w:t>
+        <w:t>遼さんには何も言わんでくれ。……ただ、「汐見の三代目に厳しい」ってのは、あれはほんの半分の話だと、それだけ伝えてくれ。</w:t>
       </w:r>
     </w:p>
     <w:p>
@@ -3959,7 +3959,7 @@
           <w:i w:val="0"/>
           <w:sz w:val="22"/>
         </w:rPr>
-        <w:t>半分、ですか。</w:t>
+        <w:t>半分ですか。</w:t>
       </w:r>
     </w:p>
     <w:p>
@@ -3982,7 +3982,7 @@
           <w:i w:val="0"/>
           <w:sz w:val="22"/>
         </w:rPr>
-        <w:t>残りの半分は、「三代目が、ちゃんと、やってほしい」ってことだ。……二代目は、もう、疲れてなさる。</w:t>
+        <w:t>残りの半分は「三代目が、ちゃんとやってほしい」ってことだ。……二代目はもう疲れてなさる。</w:t>
       </w:r>
     </w:p>
     <w:p>
@@ -3997,7 +3997,7 @@
           <w:color w:val="555555"/>
           <w:sz w:val="22"/>
         </w:rPr>
-        <w:t>(大沼が、紙コップを女将に返し、深く頭を下げて、闇の中に消える。茜が、その背中を見送る。)</w:t>
+        <w:t>(大沼が紙コップを女将に返し、深く頭を下げて闇の中に消える。茜がその背中を見送る。)</w:t>
       </w:r>
     </w:p>
     <w:p>
@@ -4053,7 +4053,7 @@
           <w:i w:val="0"/>
           <w:sz w:val="22"/>
         </w:rPr>
-        <w:t>……見ないふりを、しました。</w:t>
+        <w:t>……見ないふりをしました。</w:t>
       </w:r>
     </w:p>
     <w:p>
@@ -4076,7 +4076,7 @@
           <w:i w:val="0"/>
           <w:sz w:val="22"/>
         </w:rPr>
-        <w:t>それで、いい。それが、礼儀、ってもんだ。</w:t>
+        <w:t>それでいい。それが礼儀ってもんだ。</w:t>
       </w:r>
     </w:p>
     <w:p>
@@ -4106,7 +4106,7 @@
           <w:color w:val="555555"/>
           <w:sz w:val="22"/>
         </w:rPr>
-        <w:t>(2021年10月29日(金)、午後7時。駅前ロータリー。小雨。傘の列が、二重、三重に、できている。台の下の最前列は、後援会の旗を持った、見知らぬ顔。三列目に、腕を組んだ大城。その後ろに、翔太と和代。遼は、台の上で、濡れた原稿を、握りしめている。胸のポケットに、古びた小さな六法。)</w:t>
+        <w:t>(2021年10月29日(金)、午後7時。駅前ロータリー。小雨。傘の列が二重、三重にできている。台の下の最前列は後援会の旗を持った見知らぬ顔。三列目に、腕を組んだ大城。その後ろに翔太と和代。遼は台の上で濡れた原稿を握りしめている。胸のポケットに、古びた小さな六法。)</w:t>
       </w:r>
     </w:p>
     <w:p>
@@ -4121,7 +4121,7 @@
           <w:color w:val="555555"/>
           <w:sz w:val="22"/>
         </w:rPr>
-        <w:t>(ヤジが、飛ぶ。)</w:t>
+        <w:t>(ヤジが飛ぶ。)</w:t>
       </w:r>
     </w:p>
     <w:p>
@@ -4167,7 +4167,7 @@
           <w:i w:val="0"/>
           <w:sz w:val="22"/>
         </w:rPr>
-        <w:t>裁判屋は、金儲けだろ!</w:t>
+        <w:t>裁判屋は金儲けだろ!</w:t>
       </w:r>
     </w:p>
     <w:p>
@@ -4182,7 +4182,7 @@
           <w:color w:val="555555"/>
           <w:sz w:val="22"/>
         </w:rPr>
-        <w:t>(遼が、一瞬、止まる。榊が、台の脇で、微動だにしない。三浦が、傘を、もう少し、遼の方に傾ける。)</w:t>
+        <w:t>(遼が一瞬止まる。榊が台の脇で微動だにしない。三浦が傘をもう少し遼の方に傾ける。)</w:t>
       </w:r>
     </w:p>
     <w:p>
@@ -4205,7 +4205,7 @@
           <w:i w:val="0"/>
           <w:sz w:val="22"/>
         </w:rPr>
-        <w:t>……はい。聞こえました。(間)親の七光り、と、言われました。その通りです。私の名前は、父の名前です。それを使うか使わないか、迷ったことは、正直、あります。</w:t>
+        <w:t>……はい。聞こえました。(間)親の七光りと言われました。その通りです。私の名前は父の名前です。それを使うか使わないか、迷ったことは、正直あります。</w:t>
       </w:r>
     </w:p>
     <w:p>
@@ -4243,7 +4243,7 @@
           <w:i w:val="0"/>
           <w:sz w:val="22"/>
         </w:rPr>
-        <w:t>「裁判屋」と、言われました。弁護士は、仕事に、お金を、いただきます。それは、事実です。十年間、私の事務所は、被害を受けた方から、一円も、着手金を、いただいていません。桐生法律事務所の、会計は、いつでも、お見せします。</w:t>
+        <w:t>「裁判屋」と言われました。弁護士は、仕事にお金をいただきます。それは事実です。十年間、私の事務所は、被害を受けた方から一円も着手金をいただいていません。桐生法律事務所の会計は、いつでもお見せします。</w:t>
       </w:r>
     </w:p>
     <w:p>
@@ -4258,7 +4258,7 @@
           <w:color w:val="555555"/>
           <w:sz w:val="22"/>
         </w:rPr>
-        <w:t>(ざわめきが、止まる。)</w:t>
+        <w:t>(ざわめきが止まる。)</w:t>
       </w:r>
     </w:p>
     <w:p>
@@ -4281,7 +4281,7 @@
           <w:i w:val="0"/>
           <w:sz w:val="22"/>
         </w:rPr>
-        <w:t>では、なぜ、私は、ここに立っているのか。(ポケットから六法を取り出す)この六法は、桐生先生が、四十年、使ったものです。角が、擦り切れています。中に、鉛筆で、先生の書き込みがあります。</w:t>
+        <w:t>では、なぜ私はここに立っているのか。(ポケットから六法を取り出す)この六法は、桐生先生が四十年使ったものです。角が擦り切れています。中に、鉛筆で先生の書き込みがあります。</w:t>
       </w:r>
     </w:p>
     <w:p>
@@ -4296,7 +4296,7 @@
           <w:color w:val="555555"/>
           <w:sz w:val="22"/>
         </w:rPr>
-        <w:t>(頁を開く。街灯が、紙の上の鉛筆の線を、浮かび上がらせる。)</w:t>
+        <w:t>(頁を開く。街灯が紙の上の鉛筆の線を浮かび上がらせる。)</w:t>
       </w:r>
     </w:p>
     <w:p>
@@ -4319,7 +4319,7 @@
           <w:i w:val="0"/>
           <w:sz w:val="22"/>
         </w:rPr>
-        <w:t>今から、日本国憲法の、前文を、読みます。長くは、ありません。</w:t>
+        <w:t>今から日本国憲法の前文を読みます。長くはありません。</w:t>
       </w:r>
     </w:p>
     <w:p>
@@ -4334,7 +4334,7 @@
           <w:color w:val="555555"/>
           <w:sz w:val="22"/>
         </w:rPr>
-        <w:t>(傘を叩く雨の音。遼が、ゆっくり、読む。)</w:t>
+        <w:t>(傘を叩く雨の音。遼がゆっくり読む。)</w:t>
       </w:r>
     </w:p>
     <w:p>
@@ -4372,7 +4372,7 @@
           <w:color w:val="555555"/>
           <w:sz w:val="22"/>
         </w:rPr>
-        <w:t>(静寂。誰も、スマホを、構えていない。)</w:t>
+        <w:t>(静寂。誰もスマホを構えていない。)</w:t>
       </w:r>
     </w:p>
     <w:p>
@@ -4395,7 +4395,7 @@
           <w:i w:val="0"/>
           <w:sz w:val="22"/>
         </w:rPr>
-        <w:t>「国民の、厳粛な信託」。信託とは、預かる、ということです。預けた人が、返せ、と言えば、返す。それが、信託です。</w:t>
+        <w:t>「国民の厳粛な信託」。信託とは、預かるということです。預けた人が返せと言えば返す。それが信託です。</w:t>
       </w:r>
     </w:p>
     <w:p>
@@ -4418,7 +4418,7 @@
           <w:i w:val="0"/>
           <w:sz w:val="22"/>
         </w:rPr>
-        <w:t>私が、いただく一票は、私のものでは、ありません。預かりものです。私が、預かるのは、「帰れない町の住所の票」でも、あります。「秘密」の票でも、あります。そして、「一時金を、受け取った」方の票でも、あります。同じ一票です。その一票を、預かるに値しない人間になったら、返してください。</w:t>
+        <w:t>私がいただく一票は、私のものではありません。預かりものです。私が預かるのは、「帰れない町の住所の票」でもあります。「秘密」の票でもあります。そして、「一時金を受け取った」方の票でもあります。同じ一票です。その一票を預かるに値しない人間になったら、返してください。</w:t>
       </w:r>
     </w:p>
     <w:p>
@@ -4433,7 +4433,7 @@
           <w:color w:val="555555"/>
           <w:sz w:val="22"/>
         </w:rPr>
-        <w:t>(三列目。大城が、腕組みをほどく。)</w:t>
+        <w:t>(三列目。大城が腕組みをほどく。)</w:t>
       </w:r>
     </w:p>
     <w:p>
@@ -4457,7 +4457,7 @@
           <w:color w:val="555555"/>
           <w:sz w:val="22"/>
         </w:rPr>
-        <w:t>(小声で、隣の翔太に)</w:t>
+        <w:t>(小声で隣の翔太に)</w:t>
       </w:r>
       <w:r>
         <w:rPr>
@@ -4466,7 +4466,7 @@
           <w:i w:val="0"/>
           <w:sz w:val="22"/>
         </w:rPr>
-        <w:t>……「返してください」って、言う候補者、初めて見た。</w:t>
+        <w:t>……「返してください」って言う候補者、初めて見た。</w:t>
       </w:r>
     </w:p>
     <w:p>
@@ -4504,7 +4504,7 @@
           <w:color w:val="555555"/>
           <w:sz w:val="22"/>
         </w:rPr>
-        <w:t>(遼が、六法を閉じる。)</w:t>
+        <w:t>(遼が六法を閉じる。)</w:t>
       </w:r>
     </w:p>
     <w:p>
@@ -4527,7 +4527,7 @@
           <w:i w:val="0"/>
           <w:sz w:val="22"/>
         </w:rPr>
-        <w:t>私は、法廷で、人の言葉を、聞いてきました。これからは、国会で、その言葉を、法律に、します。……もし、できなかったら。その時は、法廷に、戻ります。それが、私の、できる、約束の、全部です。</w:t>
+        <w:t>私は法廷で人の言葉を聞いてきました。これからは国会で、その言葉を法律にします。……もし、できなかったら。その時は、法廷に戻ります。それが、私のできる約束の全部です。</w:t>
       </w:r>
     </w:p>
     <w:p>
@@ -4542,7 +4542,7 @@
           <w:color w:val="555555"/>
           <w:sz w:val="22"/>
         </w:rPr>
-        <w:t>(間。一拍遅れて、拍手。最初の一つは、三列目の、大城の手。)</w:t>
+        <w:t>(間。一拍遅れて、拍手。最初の一つは三列目の大城の手。)</w:t>
       </w:r>
     </w:p>
     <w:p>
@@ -4557,7 +4557,7 @@
           <w:color w:val="555555"/>
           <w:sz w:val="22"/>
         </w:rPr>
-        <w:t>(雨は、止まない。榊が、台の下で、遼に、タオルを差し出す。)</w:t>
+        <w:t>(雨は止まない。榊が台の下で遼にタオルを差し出す。)</w:t>
       </w:r>
     </w:p>
     <w:p>
@@ -4580,7 +4580,7 @@
           <w:i w:val="0"/>
           <w:sz w:val="22"/>
         </w:rPr>
-        <w:t>先生。「預かりもの」は、お父様が、昔、おっしゃった言葉でございます。</w:t>
+        <w:t>先生。「預かりもの」は、お父様が昔おっしゃった言葉でございます。</w:t>
       </w:r>
     </w:p>
     <w:p>
@@ -4603,7 +4603,7 @@
           <w:i w:val="0"/>
           <w:sz w:val="22"/>
         </w:rPr>
-        <w:t>「票は、預かりものだ。預かりものは、傷をつけて返すな」と。</w:t>
+        <w:t>「票は預かりものだ。預かりものは、傷をつけて返すな」と。</w:t>
       </w:r>
     </w:p>
     <w:p>
@@ -4626,7 +4626,7 @@
           <w:i w:val="0"/>
           <w:sz w:val="22"/>
         </w:rPr>
-        <w:t>先生は、ご存じなかった。ですが、お口から、出ました。……血、でございますね。</w:t>
+        <w:t>先生はご存じなかった。ですが、お口から出ました。……血、でございますね。</w:t>
       </w:r>
     </w:p>
     <w:p>
@@ -4641,7 +4641,7 @@
           <w:color w:val="555555"/>
           <w:sz w:val="22"/>
         </w:rPr>
-        <w:t>(遼は、返事をしない。マイクの電源を、静かに、切る。)</w:t>
+        <w:t>(遼は返事をしない。マイクの電源を静かに切る。)</w:t>
       </w:r>
     </w:p>
     <w:p>
@@ -4671,7 +4671,7 @@
           <w:color w:val="555555"/>
           <w:sz w:val="22"/>
         </w:rPr>
-        <w:t>(2021年10月30日(土)、午後7時55分。選挙運動の最終日。駅前ロータリー。雨は、上がっている。濡れたアスファルトが、街灯を、ぼんやり映す。遼の台と、向かい側の丸山の台。その間の、車道を挟んだ距離は、約四十メートル。)</w:t>
+        <w:t>(2021年10月30日(土)、午後7時55分。選挙運動の最終日。駅前ロータリー。雨は上がっている。濡れたアスファルトが街灯をぼんやり映す。遼の台と、向かい側の丸山の台。その間の車道を挟んだ距離は約四十メートル。)</w:t>
       </w:r>
     </w:p>
     <w:p>
@@ -4686,7 +4686,7 @@
           <w:color w:val="555555"/>
           <w:sz w:val="22"/>
         </w:rPr>
-        <w:t>(午後八時。市役所のサイレンのような、短い、柔らかなチャイム。「マイク納め」の合図。双方の街宣車が、一斉に、スピーカーを、止める。突然の静けさ。)</w:t>
+        <w:t>(午後八時。市役所のサイレンのような短い、柔らかなチャイム。「マイク納め」の合図。双方の街宣車が一斉にスピーカーを止める。突然の静けさ。)</w:t>
       </w:r>
     </w:p>
     <w:p>
@@ -4701,7 +4701,7 @@
           <w:color w:val="555555"/>
           <w:sz w:val="22"/>
         </w:rPr>
-        <w:t>(通りの真ん中で、丸山が、スーツの上着を、ひらひら、振りながら、渡ってくる。四十五歳。日に焼けた顔、かすれた声。後ろに、秘書が二人、距離を置いて、ついてくる。)</w:t>
+        <w:t>(通りの真ん中で、丸山がスーツの上着をひらひらと振りながら渡ってくる。四十五歳。日に焼けた顔、かすれた声。後ろに秘書が二人、距離を置いてついてくる。)</w:t>
       </w:r>
     </w:p>
     <w:p>
@@ -4780,7 +4780,7 @@
           <w:i w:val="0"/>
           <w:sz w:val="22"/>
         </w:rPr>
-        <w:t>握手を、しましょう。(右手を出す)今日は、お互い、声が、枯れてるでしょう。</w:t>
+        <w:t>握手をしましょう。(右手を出す)今日は、お互い声が枯れてるでしょう。</w:t>
       </w:r>
     </w:p>
     <w:p>
@@ -4795,7 +4795,7 @@
           <w:color w:val="555555"/>
           <w:sz w:val="22"/>
         </w:rPr>
-        <w:t>(二人が、握手する。丸山の手は、熱い。遼の手は、冷たい。)</w:t>
+        <w:t>(二人が握手する。丸山の手は熱い。遼の手は冷たい。)</w:t>
       </w:r>
     </w:p>
     <w:p>
@@ -4818,7 +4818,7 @@
           <w:i w:val="0"/>
           <w:sz w:val="22"/>
         </w:rPr>
-        <w:t>十二日間、同じ駅前で、背中を、見てました。向こうは、人を、動かす。私は、人の話を、聞いて、歩く。「どぶ板」と、呼ばれます。……あなたが、前で話している間、一番後ろの、おばあさんが、私に、こっそり言いました。「あの子は、お父さんに、似てるね」って。</w:t>
+        <w:t>十二日間、同じ駅前で背中を見てました。向こうは人を動かす。私は人の話を聞いて歩く。「どぶ板」と呼ばれます。……あなたが前で話している間、一番後ろのおばあさんが、私にこっそり言いました。「あの子は、お父さんに似てるね」って。</w:t>
       </w:r>
     </w:p>
     <w:p>
@@ -4833,7 +4833,7 @@
           <w:color w:val="555555"/>
           <w:sz w:val="22"/>
         </w:rPr>
-        <w:t>(遼が、少し、息をのむ。)</w:t>
+        <w:t>(遼が少し息をのむ。)</w:t>
       </w:r>
     </w:p>
     <w:p>
@@ -4856,7 +4856,7 @@
           <w:i w:val="0"/>
           <w:sz w:val="22"/>
         </w:rPr>
-        <w:t>僕は、十八年前、県議に初当選したとき、後援会の青年部長でした。功先生の、鞄持ちみたいなこと、やってました。「票を、粗末に扱うな」と、先生は、よく、言った。……僕が、あなたに、言いたいことは、一つです。(視線を、遼の顔に据える)僕は、あなたに、親不孝だと、言う気は、ありません。</w:t>
+        <w:t>僕は十八年前、県議に初当選したとき、後援会の青年部長でした。功先生の鞄持ちみたいなこと、やってました。「票を粗末に扱うな」と、先生はよく言った。……僕があなたに言いたいことは一つです。(視線を遼の顔に据える)僕はあなたに、親不孝だと言う気はありません。</w:t>
       </w:r>
     </w:p>
     <w:p>
@@ -4879,7 +4879,7 @@
           <w:i w:val="0"/>
           <w:sz w:val="22"/>
         </w:rPr>
-        <w:t>それと、あのビラ案。(視線を、一瞬、そらす)あれは、僕の指示では、ありません。事務所の、若い連中が、勝手に。……「師匠が、逮捕された」の一行は、昨日の夜、削らせました。</w:t>
+        <w:t>それと、あのビラ案。(視線を一瞬そらす)あれは僕の指示ではありません。事務所の若い連中が勝手に。……「師匠が、逮捕された」の一行は、昨日の夜に削らせました。</w:t>
       </w:r>
     </w:p>
     <w:p>
@@ -4894,7 +4894,7 @@
           <w:color w:val="555555"/>
           <w:sz w:val="22"/>
         </w:rPr>
-        <w:t>(榊が、遼の背後で、ほんの一瞬、眉を動かす。)</w:t>
+        <w:t>(榊が遼の背後で、ほんの一瞬眉を動かす。)</w:t>
       </w:r>
     </w:p>
     <w:p>
@@ -4950,7 +4950,7 @@
           <w:i w:val="0"/>
           <w:sz w:val="22"/>
         </w:rPr>
-        <w:t>どうして、ですか。あなたの事務所に、「見たことにしなくていい」付箋が、出回ってるのは、うちの事務所にも、噂で、届いてますよ。……お互い、年季の入った、事務の人間を、持ちましたね。</w:t>
+        <w:t>どうして、ですか。あなたの事務所に「見たことにしなくていい」付箋が出回ってるのは、うちの事務所にも噂で届いてますよ。……お互い、年季の入った事務の人間を持ちましたね。</w:t>
       </w:r>
     </w:p>
     <w:p>
@@ -4965,7 +4965,7 @@
           <w:color w:val="555555"/>
           <w:sz w:val="22"/>
         </w:rPr>
-        <w:t>(榊が、わずかに、頭を下げる。丸山も、会釈を返す。)</w:t>
+        <w:t>(榊がわずかに頭を下げる。丸山も会釈を返す。)</w:t>
       </w:r>
     </w:p>
     <w:p>
@@ -4988,7 +4988,7 @@
           <w:i w:val="0"/>
           <w:sz w:val="22"/>
         </w:rPr>
-        <w:t>真壁さん。明日の夜は、僕も、あなたも、長い。握手は、これで、終わりです。(手を、離す)……選挙は、水物って、言うでしょう。勝っても、負けても、僕らは、また、同じ町で、顔を合わせる。</w:t>
+        <w:t>真壁さん。明日の夜は、僕もあなたも長い。握手は、これで終わりです。(手を離す)……選挙は水物って言うでしょう。勝っても負けても、僕らはまた同じ町で顔を合わせる。</w:t>
       </w:r>
     </w:p>
     <w:p>
@@ -5044,7 +5044,7 @@
           <w:i w:val="0"/>
           <w:sz w:val="22"/>
         </w:rPr>
-        <w:t>お疲れさまでした。(振り返らずに、歩き出し、数歩進んで、立ち止まる)ああ、そうだ。……功先生は、ご存知なんですか。あなたが、「三代目」と、呼ばれるのを、嫌がっていないことを。</w:t>
+        <w:t>お疲れさまでした。(振り返らずに歩き出し、数歩進んで立ち止まる)ああ、そうだ。……功先生はご存じなんですか。あなたが「三代目」と呼ばれるのを嫌がっていないことを。</w:t>
       </w:r>
     </w:p>
     <w:p>
@@ -5067,7 +5067,7 @@
           <w:i w:val="0"/>
           <w:sz w:val="22"/>
         </w:rPr>
-        <w:t>嫌がって、いますよ。</w:t>
+        <w:t>嫌がっていますよ。</w:t>
       </w:r>
     </w:p>
     <w:p>
@@ -5090,7 +5090,7 @@
           <w:i w:val="0"/>
           <w:sz w:val="22"/>
         </w:rPr>
-        <w:t>そうですか。(笑う)それなら、うちの先生と、同じだ。</w:t>
+        <w:t>そうですか。(笑う)それなら、うちの先生と同じだ。</w:t>
       </w:r>
     </w:p>
     <w:p>
@@ -5105,7 +5105,7 @@
           <w:color w:val="555555"/>
           <w:sz w:val="22"/>
         </w:rPr>
-        <w:t>(丸山が、闇の中に、去る。遼は、しばらく、台の脇に、立つ。三浦が、そっと、傘を、畳む。大城が、三列目から、歩いてきて、何も言わず、遼の肩を、一度だけ、拳で、叩く。)</w:t>
+        <w:t>(丸山が闇の中に去る。遼はしばらく台の脇に立つ。三浦がそっと傘を畳む。大城が三列目から歩いてきて、何も言わず、遼の肩を一度だけ拳で叩く。)</w:t>
       </w:r>
     </w:p>
     <w:p>
@@ -5135,7 +5135,7 @@
           <w:color w:val="555555"/>
           <w:sz w:val="22"/>
         </w:rPr>
-        <w:t>(午後9時。旧「バーバー潮」の事務所。ボランティアが、一人、二人と、帰っていく。壁の貼り紙が、剥がされ、ガムテープの跡が、白く、残る。奥の散髪台の椅子に、遼が、深く、座っている。コートも、脱がずに。)</w:t>
+        <w:t>(午後9時。旧「バーバー潮」の事務所。ボランティアが一人、二人と帰っていく。壁の貼り紙が剥がされ、ガムテープの跡が白く残る。奥の散髪台の椅子に、遼が深く座っている。コートも脱がずに。)</w:t>
       </w:r>
     </w:p>
     <w:p>
@@ -5150,7 +5150,7 @@
           <w:color w:val="555555"/>
           <w:sz w:val="22"/>
         </w:rPr>
-        <w:t>(扉が、開く。柚木が、取材用の鞄を提げて、入ってくる。ノートは、出していない。)</w:t>
+        <w:t>(扉が開く。柚木が取材用の鞄を提げて入ってくる。ノートは出していない。)</w:t>
       </w:r>
     </w:p>
     <w:p>
@@ -5219,7 +5219,7 @@
           <w:i w:val="0"/>
           <w:sz w:val="22"/>
         </w:rPr>
-        <w:t>取材では、ありません。(鞄を、床に置く)今日は、「取材者」として、来てません。明日の開票が、終わるまで、書けませんから。</w:t>
+        <w:t>取材ではありません。(鞄を床に置く)今日は「取材者」として来てません。明日の開票が終わるまで書けませんから。</w:t>
       </w:r>
     </w:p>
     <w:p>
@@ -5265,7 +5265,7 @@
           <w:i w:val="0"/>
           <w:sz w:val="22"/>
         </w:rPr>
-        <w:t>はい。あの、記事の、最後の一行。「真壁遼氏は、真壁功氏の、息子である」。……それを書く日が、明日、来るかも、しれない。</w:t>
+        <w:t>はい。あの、記事の最後の一行。「真壁遼氏は、真壁功氏の息子である」。……それを書く日が、明日来るかもしれない。</w:t>
       </w:r>
     </w:p>
     <w:p>
@@ -5288,7 +5288,7 @@
           <w:i w:val="0"/>
           <w:sz w:val="22"/>
         </w:rPr>
-        <w:t>柚木さん。僕は、明日の夜、勝つか、負けるか、わかりません。ですが、一つだけ、お願いします。書く日が、来たら、父の名前を、隠さずに、書いてください。「息子である」の一行は、あなたの、言葉で、いい。</w:t>
+        <w:t>柚木さん。僕は明日の夜、勝つか負けるかわかりません。ですが、一つだけお願いします。書く日が来たら、父の名前を隠さずに書いてください。「息子である」の一行は、あなたの言葉でいい。</w:t>
       </w:r>
     </w:p>
     <w:p>
@@ -5326,7 +5326,7 @@
           <w:color w:val="555555"/>
           <w:sz w:val="22"/>
         </w:rPr>
-        <w:t>(三浦が、紙コップに、ほうじ茶を、三つ、淹れて、運ぶ。屋台の残りの茶葉。)</w:t>
+        <w:t>(三浦が紙コップにほうじ茶を三つ淹れて運ぶ。屋台の残りの茶葉。)</w:t>
       </w:r>
     </w:p>
     <w:p>
@@ -5341,7 +5341,7 @@
           <w:color w:val="555555"/>
           <w:sz w:val="22"/>
         </w:rPr>
-        <w:t>(扉が、もう一度、開く。戸口に、大城が、立つ。)</w:t>
+        <w:t>(扉がもう一度開く。戸口に大城が立つ。)</w:t>
       </w:r>
     </w:p>
     <w:p>
@@ -5374,7 +5374,7 @@
           <w:i w:val="0"/>
           <w:sz w:val="22"/>
         </w:rPr>
-        <w:t>あたしは、何も、持ってきてない。聞きに、来ただけ。……あんたの、今日の、前文。</w:t>
+        <w:t>あたしは何も持ってきてない。聞きに来ただけ。……あんたの今日の前文。</w:t>
       </w:r>
     </w:p>
     <w:p>
@@ -5407,7 +5407,7 @@
           <w:i w:val="0"/>
           <w:sz w:val="22"/>
         </w:rPr>
-        <w:t>「預かりもの」って、あれ、よかった。漁協の、じいちゃんたちにも、聞かせたかった。</w:t>
+        <w:t>「預かりもの」ってあれ、よかった。漁協のじいちゃんたちにも聞かせたかった。</w:t>
       </w:r>
     </w:p>
     <w:p>
@@ -5430,7 +5430,7 @@
           <w:i w:val="0"/>
           <w:sz w:val="22"/>
         </w:rPr>
-        <w:t>約束できないことは、約束しない。あんたの、それが、あたしは、嫌いじゃない。(帰りかけて)……明日の、投票は、朝イチで、行く。誰に、入れるかは、教えない。</w:t>
+        <w:t>約束できないことは約束しない。あんたのそれが、あたしは嫌いじゃない。(帰りかけて)……明日の投票は、朝イチで行く。誰に入れるかは、教えない。</w:t>
       </w:r>
     </w:p>
     <w:p>
@@ -5453,7 +5453,7 @@
           <w:i w:val="0"/>
           <w:sz w:val="22"/>
         </w:rPr>
-        <w:t>秘密、ですね。</w:t>
+        <w:t>秘密ですね。</w:t>
       </w:r>
     </w:p>
     <w:p>
@@ -5491,7 +5491,7 @@
           <w:color w:val="555555"/>
           <w:sz w:val="22"/>
         </w:rPr>
-        <w:t>(大城が、去る。遼が、一人、散髪台の椅子に残る。鉄瓶は、ここには、ない。サインポールの、赤と白と青が、街灯の下で、止まったまま、静かに、光っている。)</w:t>
+        <w:t>(大城が去る。遼が一人、散髪台の椅子に残る。鉄瓶はここにはない。サインポールの赤と白と青が街灯の下で、止まったまま静かに光っている。)</w:t>
       </w:r>
     </w:p>
     <w:p>
@@ -5506,7 +5506,7 @@
           <w:color w:val="555555"/>
           <w:sz w:val="22"/>
         </w:rPr>
-        <w:t>(三浦が、ガラスのコップを、遼の前に、置く。水が、入っている。)</w:t>
+        <w:t>(三浦がガラスのコップを遼の前に置く。水が入っている。)</w:t>
       </w:r>
     </w:p>
     <w:p>
@@ -5529,7 +5529,7 @@
           <w:i w:val="0"/>
           <w:sz w:val="22"/>
         </w:rPr>
-        <w:t>真壁さん。……お水です。お茶は、明日の夜に、取っておいて。</w:t>
+        <w:t>真壁さん。……お水です。お茶は明日の夜に取っておいて。</w:t>
       </w:r>
     </w:p>
     <w:p>
@@ -5553,7 +5553,7 @@
           <w:color w:val="555555"/>
           <w:sz w:val="22"/>
         </w:rPr>
-        <w:t>(受け取って、一口飲む)</w:t>
+        <w:t>(受け取って一口飲む)</w:t>
       </w:r>
       <w:r>
         <w:rPr>
@@ -5585,7 +5585,7 @@
           <w:i w:val="0"/>
           <w:sz w:val="22"/>
         </w:rPr>
-        <w:t>「勝っても、負けても」って、顔、してます。</w:t>
+        <w:t>「勝っても負けても」って顔、してます。</w:t>
       </w:r>
     </w:p>
     <w:p>
@@ -5608,7 +5608,7 @@
           <w:i w:val="0"/>
           <w:sz w:val="22"/>
         </w:rPr>
-        <w:t>負けたら、……事務所に、戻ります。</w:t>
+        <w:t>負けたら……事務所に戻ります。</w:t>
       </w:r>
     </w:p>
     <w:p>
@@ -5631,7 +5631,7 @@
           <w:i w:val="0"/>
           <w:sz w:val="22"/>
         </w:rPr>
-        <w:t>勝っても、戻ってきますよ、ここに。(遼の肩に、手を置く)あの人の、湯呑み、いつも、一つ、空けて、待ってますから。</w:t>
+        <w:t>勝っても戻ってきますよ、ここに。(遼の肩に手を置く)あの人の湯呑み、いつも一つ空けて待ってますから。</w:t>
       </w:r>
     </w:p>
     <w:p>
@@ -5646,7 +5646,7 @@
           <w:color w:val="555555"/>
           <w:sz w:val="22"/>
         </w:rPr>
-        <w:t>(遼が、湯呑みのかわりに、水の入ったコップを、そっと、掲げる。柚木が、ノートを、出さずに、見つめる。)</w:t>
+        <w:t>(遼が湯呑みのかわりに、水の入ったコップをそっと掲げる。柚木がノートを出さずに見つめる。)</w:t>
       </w:r>
     </w:p>
     <w:p>
